--- a/dosyalar/sinavlar/6-sinif/arapca-6-2d2y-beceri.docx
+++ b/dosyalar/sinavlar/6-sinif/arapca-6-2d2y-beceri.docx
@@ -522,7 +522,7 @@
                 <w:szCs w:val="32"/>
                 <w:rtl/>
               </w:rPr>
-              <w:t xml:space="preserve">اَلْفُصُولُ الْأَرْبَعَةُ</w:t>
+              <w:t xml:space="preserve">كَيْفَ الْجَوُّ هَذَا الْأُسْبُوعَ؟</w:t>
             </w:r>
           </w:p>
           <w:p>
@@ -540,7 +540,7 @@
                 <w:szCs w:val="30"/>
                 <w:rtl/>
               </w:rPr>
-              <w:t xml:space="preserve">اَلسَّنَةُ فِيهَا أَرْبَعَةُ فُصُولٍ: اَلرَّبِيعُ وَالصَّيْفُ وَالْخَرِيفُ وَالشِّتَاءُ.</w:t>
+              <w:t xml:space="preserve">أَنَا يُوسُفُ، أَنَا طَالِبٌ فِي الصَّفِّ السَّادِسِ.</w:t>
             </w:r>
           </w:p>
           <w:p>
@@ -558,7 +558,7 @@
                 <w:szCs w:val="30"/>
                 <w:rtl/>
               </w:rPr>
-              <w:t xml:space="preserve">فِي الرَّبِيعِ الْجَوُّ مُعْتَدِلٌ وَجَمِيلٌ، وَالْأَزْهَارُ كَثِيرَةٌ فِي الْحَدِيقَةِ.</w:t>
+              <w:t xml:space="preserve">الْيَوْمَ الْجَوُّ مُشْمِسٌ، وَأَلْبَسُ قَمِيصًا أَبْيَضَ.</w:t>
             </w:r>
           </w:p>
           <w:p>
@@ -576,7 +576,7 @@
                 <w:szCs w:val="30"/>
                 <w:rtl/>
               </w:rPr>
-              <w:t xml:space="preserve">فِي الصَّيْفِ الْجَوُّ حَارٌّ وَالشَّمْسُ قَوِيَّةٌ، وَنَذْهَبُ إِلَى الْبَحْرِ مَعَ أُسْرَتِنَا.</w:t>
+              <w:t xml:space="preserve">غَدًا الْجَوُّ مُمْطِرٌ، وَآخُذُ الْمِظَلَّةَ الزَّرْقَاءَ.</w:t>
             </w:r>
           </w:p>
           <w:p>
@@ -594,7 +594,7 @@
                 <w:szCs w:val="30"/>
                 <w:rtl/>
               </w:rPr>
-              <w:t xml:space="preserve">فِي الْخَرِيفِ يَنْزِلُ الْمَطَرُ وَتَهُبُّ الرِّيَاحُ، وَالسَّمَاءُ غَائِمَةٌ.</w:t>
+              <w:t xml:space="preserve">فِي اللَّيْلِ الْجَوُّ بَارِدٌ، وَأَلْبَسُ الْمِعْطَفَ الْأَحْمَرَ.</w:t>
             </w:r>
           </w:p>
           <w:p>
@@ -612,7 +612,7 @@
                 <w:szCs w:val="30"/>
                 <w:rtl/>
               </w:rPr>
-              <w:t xml:space="preserve">فِي الشِّتَاءِ الْجَوُّ بَارِدٌ جِدًّا وَيَنْزِلُ الثَّلْجُ عَلَى الْجِبَالِ.</w:t>
+              <w:t xml:space="preserve">أُمِّي تَلْبَسُ تَنُّورَةً خَضْرَاءَ وَقُبَّعَةً صَفْرَاءَ.</w:t>
             </w:r>
           </w:p>
           <w:p>
@@ -630,7 +630,7 @@
                 <w:szCs w:val="30"/>
                 <w:rtl/>
               </w:rPr>
-              <w:t xml:space="preserve">أَنَا أُحِبُّ فَصْلَ الرَّبِيعِ لِأَنَّ الْجَوَّ فِيهِ مُعْتَدِلٌ وَلَا أَمْرَضُ فِيهِ.</w:t>
+              <w:t xml:space="preserve">أُحِبُّ اللَّوْنَ الْأَزْرَقَ، وَأَخِي يُحِبُّ اللَّوْنَ الْبُنِّيَّ.</w:t>
             </w:r>
           </w:p>
         </w:tc>
@@ -684,7 +684,7 @@
           <w:szCs w:val="28"/>
           <w:rtl/>
         </w:rPr>
-        <w:t xml:space="preserve">كَمْ فَصْلًا فِي السَّنَةِ؟</w:t>
+        <w:t xml:space="preserve">كَيْفَ الْجَوُّ الْيَوْمَ؟</w:t>
       </w:r>
     </w:p>
     <w:tbl>
@@ -752,7 +752,7 @@
                 <w:szCs w:val="28"/>
                 <w:rtl/>
               </w:rPr>
-              <w:t xml:space="preserve">ثَلَاثَةُ فُصُولٍ</w:t>
+              <w:t xml:space="preserve">مُثْلِجٌ</w:t>
             </w:r>
           </w:p>
         </w:tc>
@@ -801,7 +801,7 @@
                 <w:szCs w:val="28"/>
                 <w:rtl/>
               </w:rPr>
-              <w:t xml:space="preserve">فَصْلَانِ</w:t>
+              <w:t xml:space="preserve">مُمْطِرٌ</w:t>
             </w:r>
           </w:p>
         </w:tc>
@@ -855,7 +855,7 @@
                 <w:szCs w:val="28"/>
                 <w:rtl/>
               </w:rPr>
-              <w:t xml:space="preserve">خَمْسَةُ فُصُولٍ</w:t>
+              <w:t xml:space="preserve">بَارِدٌ</w:t>
             </w:r>
           </w:p>
         </w:tc>
@@ -904,7 +904,7 @@
                 <w:szCs w:val="28"/>
                 <w:rtl/>
               </w:rPr>
-              <w:t xml:space="preserve">أَرْبَعَةُ فُصُولٍ</w:t>
+              <w:t xml:space="preserve">مُشْمِسٌ</w:t>
             </w:r>
           </w:p>
         </w:tc>
@@ -940,7 +940,7 @@
           <w:szCs w:val="28"/>
           <w:rtl/>
         </w:rPr>
-        <w:t xml:space="preserve">كَيْفَ الْجَوُّ فِي فَصْلِ الشِّتَاءِ؟</w:t>
+        <w:t xml:space="preserve">مَاذَا يَأْخُذُ يُوسُفُ غَدًا؟</w:t>
       </w:r>
     </w:p>
     <w:tbl>
@@ -1008,7 +1008,7 @@
                 <w:szCs w:val="28"/>
                 <w:rtl/>
               </w:rPr>
-              <w:t xml:space="preserve">بَارِدٌ</w:t>
+              <w:t xml:space="preserve">الْمِظَلَّةَ</w:t>
             </w:r>
           </w:p>
         </w:tc>
@@ -1057,7 +1057,7 @@
                 <w:szCs w:val="28"/>
                 <w:rtl/>
               </w:rPr>
-              <w:t xml:space="preserve">حَارٌّ</w:t>
+              <w:t xml:space="preserve">الْقُبَّعَةَ</w:t>
             </w:r>
           </w:p>
         </w:tc>
@@ -1111,7 +1111,7 @@
                 <w:szCs w:val="28"/>
                 <w:rtl/>
               </w:rPr>
-              <w:t xml:space="preserve">جَمِيلٌ</w:t>
+              <w:t xml:space="preserve">الْقَمِيصَ</w:t>
             </w:r>
           </w:p>
         </w:tc>
@@ -1160,7 +1160,7 @@
                 <w:szCs w:val="28"/>
                 <w:rtl/>
               </w:rPr>
-              <w:t xml:space="preserve">مُعْتَدِلٌ</w:t>
+              <w:t xml:space="preserve">الْمِعْطَفَ</w:t>
             </w:r>
           </w:p>
         </w:tc>
@@ -1196,7 +1196,7 @@
           <w:szCs w:val="28"/>
           <w:rtl/>
         </w:rPr>
-        <w:t xml:space="preserve">أَيَّ فَصْلٍ يُحِبُّ الْكَاتِبُ؟</w:t>
+        <w:t xml:space="preserve">أَيَّ لَوْنٍ يُحِبُّ يُوسُفُ؟</w:t>
       </w:r>
     </w:p>
     <w:tbl>
@@ -1264,7 +1264,7 @@
                 <w:szCs w:val="28"/>
                 <w:rtl/>
               </w:rPr>
-              <w:t xml:space="preserve">اَلصَّيْفَ</w:t>
+              <w:t xml:space="preserve">الْأَحْمَرَ</w:t>
             </w:r>
           </w:p>
         </w:tc>
@@ -1313,7 +1313,7 @@
                 <w:szCs w:val="28"/>
                 <w:rtl/>
               </w:rPr>
-              <w:t xml:space="preserve">اَلرَّبِيعَ</w:t>
+              <w:t xml:space="preserve">الْأَزْرَقَ</w:t>
             </w:r>
           </w:p>
         </w:tc>
@@ -1367,7 +1367,7 @@
                 <w:szCs w:val="28"/>
                 <w:rtl/>
               </w:rPr>
-              <w:t xml:space="preserve">اَلشِّتَاءَ</w:t>
+              <w:t xml:space="preserve">الْأَصْفَرَ</w:t>
             </w:r>
           </w:p>
         </w:tc>
@@ -1416,7 +1416,7 @@
                 <w:szCs w:val="28"/>
                 <w:rtl/>
               </w:rPr>
-              <w:t xml:space="preserve">اَلْخَرِيفَ</w:t>
+              <w:t xml:space="preserve">الْبُنِّيَّ</w:t>
             </w:r>
           </w:p>
         </w:tc>
@@ -1439,7 +1439,7 @@
           <w:sz w:val="20"/>
           <w:szCs w:val="20"/>
         </w:rPr>
-        <w:t xml:space="preserve">d)  Sen hangi mevsimi seversin? Sebebiyle birlikte Arapça bir cümleyle yazınız.</w:t>
+        <w:t xml:space="preserve">d)  Sen hangi rengi seversin? Arapça bir cümleyle yazınız.</w:t>
       </w:r>
     </w:p>
     <w:p>
@@ -1910,7 +1910,7 @@
                 <w:szCs w:val="28"/>
                 <w:rtl/>
               </w:rPr>
-              <w:t xml:space="preserve">اَلسَّمَاءُ غَائِمَةٌ وَيَنْزِلُ الْمَطَرُ.</w:t>
+              <w:t xml:space="preserve">اَلْجَوُّ مُمْطِرٌ الْيَوْمَ.</w:t>
             </w:r>
           </w:p>
         </w:tc>
@@ -2036,7 +2036,7 @@
                 <w:szCs w:val="28"/>
                 <w:rtl/>
               </w:rPr>
-              <w:t xml:space="preserve">لَبِسَ يُوسُفُ مِعْطَفَهُ.</w:t>
+              <w:t xml:space="preserve">لَبِسَتْ سَارَةُ مِعْطَفَهَا.</w:t>
             </w:r>
           </w:p>
         </w:tc>
@@ -2162,7 +2162,7 @@
                 <w:szCs w:val="28"/>
                 <w:rtl/>
               </w:rPr>
-              <w:t xml:space="preserve">ذَهَبَ يُوسُفُ إِلَى الْبَحْرِ.</w:t>
+              <w:t xml:space="preserve">لَبِسَتْ سَارَةُ الْقَمِيصَ.</w:t>
             </w:r>
           </w:p>
         </w:tc>
@@ -2288,7 +2288,7 @@
                 <w:szCs w:val="28"/>
                 <w:rtl/>
               </w:rPr>
-              <w:t xml:space="preserve">يُحِبُّ يُوسُفُ فَصْلَ الشِّتَاءِ.</w:t>
+              <w:t xml:space="preserve">لَوْنُ مِعْطَفِ سَارَةَ أَحْمَرُ.</w:t>
             </w:r>
           </w:p>
         </w:tc>
@@ -2629,7 +2629,7 @@
                 <w:szCs w:val="28"/>
                 <w:rtl/>
               </w:rPr>
-              <w:t xml:space="preserve">اَلسَّمَاءُ صَافِيَةٌ.</w:t>
+              <w:t xml:space="preserve">اَلْجَوُّ مُشْمِسٌ.</w:t>
             </w:r>
           </w:p>
         </w:tc>
@@ -2679,7 +2679,7 @@
                 <w:szCs w:val="28"/>
                 <w:rtl/>
               </w:rPr>
-              <w:t xml:space="preserve">اَلشَّمْسُ قَوِيَّةٌ.</w:t>
+              <w:t xml:space="preserve">اَلْجَوُّ مُعْتَدِلٌ.</w:t>
             </w:r>
           </w:p>
         </w:tc>
@@ -2702,7 +2702,7 @@
           <w:sz w:val="20"/>
           <w:szCs w:val="20"/>
         </w:rPr>
-        <w:t xml:space="preserve">2.  Okuma metnine göre sonbaharda hava nasıldır?</w:t>
+        <w:t xml:space="preserve">2.  Okuma metnine göre Yusuf yarın ne yapacak?</w:t>
       </w:r>
     </w:p>
     <w:tbl>
@@ -2770,7 +2770,7 @@
                 <w:sz w:val="20"/>
                 <w:szCs w:val="20"/>
               </w:rPr>
-              <w:t xml:space="preserve">Gökyüzü açıktır, güneş kuvvetlidir.</w:t>
+              <w:t xml:space="preserve">Beyaz gömlek giyecek.</w:t>
             </w:r>
           </w:p>
         </w:tc>
@@ -2819,7 +2819,7 @@
                 <w:sz w:val="20"/>
                 <w:szCs w:val="20"/>
               </w:rPr>
-              <w:t xml:space="preserve">Yağmur yağar, rüzgâr eser, gökyüzü bulutludur.</w:t>
+              <w:t xml:space="preserve">Mavi şemsiyeyi alacak.</w:t>
             </w:r>
           </w:p>
         </w:tc>
@@ -2873,7 +2873,7 @@
                 <w:sz w:val="20"/>
                 <w:szCs w:val="20"/>
               </w:rPr>
-              <w:t xml:space="preserve">Kar yağar, hava çok soğuktur.</w:t>
+              <w:t xml:space="preserve">Kırmızı montu giyecek.</w:t>
             </w:r>
           </w:p>
         </w:tc>
@@ -2922,7 +2922,7 @@
                 <w:sz w:val="20"/>
                 <w:szCs w:val="20"/>
               </w:rPr>
-              <w:t xml:space="preserve">Hava ılıktır, çiçekler açar.</w:t>
+              <w:t xml:space="preserve">Sarı şapkayı takacak.</w:t>
             </w:r>
           </w:p>
         </w:tc>
@@ -2945,7 +2945,7 @@
           <w:sz w:val="20"/>
           <w:szCs w:val="20"/>
         </w:rPr>
-        <w:t xml:space="preserve">3.  Hasta olan arkadaşına geçmiş olsun dileğinde bulunmak istiyorsun.</w:t>
+        <w:t xml:space="preserve">3.  Arkadaşının şapkasının rengini sormak istiyorsun.</w:t>
       </w:r>
     </w:p>
     <w:tbl>
@@ -3014,7 +3014,7 @@
                 <w:szCs w:val="28"/>
                 <w:rtl/>
               </w:rPr>
-              <w:t xml:space="preserve">شِفَاءً عَاجِلًا.</w:t>
+              <w:t xml:space="preserve">مَا لَوْنُ قُبَّعَتِكَ؟</w:t>
             </w:r>
           </w:p>
         </w:tc>
@@ -3119,7 +3119,7 @@
                 <w:szCs w:val="28"/>
                 <w:rtl/>
               </w:rPr>
-              <w:t xml:space="preserve">أَنَا بِخَيْرٍ.</w:t>
+              <w:t xml:space="preserve">أَيْنَ الْمِعْطَفُ؟</w:t>
             </w:r>
           </w:p>
         </w:tc>
@@ -3192,7 +3192,7 @@
           <w:sz w:val="20"/>
           <w:szCs w:val="20"/>
         </w:rPr>
-        <w:t xml:space="preserve">4.  «لَا أُحِبُّ الْخَرِيفَ لِأَنَّ الْجَوَّ بَارِدٌ» cümlesinde altı çizili yapı hangi soruya cevap verir?</w:t>
+        <w:t xml:space="preserve">4.  «أَلْبَسُ الْمِعْطَفَ لِأَنَّ الْجَوَّ بَارِدٌ» cümlesinde altı çizili yapı hangi soruya cevap verir?</w:t>
       </w:r>
     </w:p>
     <w:tbl>
@@ -3435,7 +3435,7 @@
           <w:sz w:val="20"/>
           <w:szCs w:val="20"/>
         </w:rPr>
-        <w:t xml:space="preserve">5.  Kış aylarında hastalanmamak için ne yapman gerektiğini söylüyorsun.</w:t>
+        <w:t xml:space="preserve">5.  Yağmurlu havada ne yapman gerektiğini söylüyorsun.</w:t>
       </w:r>
     </w:p>
     <w:tbl>
@@ -3504,7 +3504,7 @@
                 <w:szCs w:val="28"/>
                 <w:rtl/>
               </w:rPr>
-              <w:t xml:space="preserve">يَجِبُ أَنْ أَلْبَسَ مِعْطَفِي.</w:t>
+              <w:t xml:space="preserve">يَجِبُ أَنْ آخُذَ الْمِظَلَّةَ.</w:t>
             </w:r>
           </w:p>
         </w:tc>
@@ -3554,7 +3554,7 @@
                 <w:szCs w:val="28"/>
                 <w:rtl/>
               </w:rPr>
-              <w:t xml:space="preserve">يَجِبُ أَنْ أَذْهَبَ إِلَى الْبَحْرِ.</w:t>
+              <w:t xml:space="preserve">يَجِبُ أَنْ أَلْبَسَ الشِّبْشِبَ.</w:t>
             </w:r>
           </w:p>
         </w:tc>
@@ -3659,7 +3659,7 @@
                 <w:szCs w:val="28"/>
                 <w:rtl/>
               </w:rPr>
-              <w:t xml:space="preserve">يَجِبُ أَنْ أَشْرَبَ الْمَاءَ الْبَارِدَ.</w:t>
+              <w:t xml:space="preserve">يَجِبُ أَنْ أَلْبَسَ الْقُبَّعَةَ فَقَطْ.</w:t>
             </w:r>
           </w:p>
         </w:tc>
@@ -3933,7 +3933,7 @@
                 <w:szCs w:val="28"/>
                 <w:rtl/>
               </w:rPr>
-              <w:t xml:space="preserve">يَنْزِلُ الثَّلْجُ.</w:t>
+              <w:t xml:space="preserve">أَلْبَسُ الْمِعْطَفَ.</w:t>
             </w:r>
           </w:p>
         </w:tc>
@@ -4005,7 +4005,7 @@
                 <w:sz w:val="20"/>
                 <w:szCs w:val="20"/>
               </w:rPr>
-              <w:t xml:space="preserve">Gökyüzünün bulutlu olduğunu söylüyorsun.</w:t>
+              <w:t xml:space="preserve">Havanın yağmurlu olduğunu söylüyorsun.</w:t>
             </w:r>
           </w:p>
         </w:tc>
@@ -4103,7 +4103,7 @@
                 <w:szCs w:val="28"/>
                 <w:rtl/>
               </w:rPr>
-              <w:t xml:space="preserve">يُؤْلِمُنِي حَلْقِي.</w:t>
+              <w:t xml:space="preserve">لَوْنُ قُبَّعَتِي أَصْفَرُ.</w:t>
             </w:r>
           </w:p>
         </w:tc>
@@ -4175,7 +4175,7 @@
                 <w:sz w:val="20"/>
                 <w:szCs w:val="20"/>
               </w:rPr>
-              <w:t xml:space="preserve">Kar yağdığını söylüyorsun.</w:t>
+              <w:t xml:space="preserve">Paltoyu giydiğini söylüyorsun.</w:t>
             </w:r>
           </w:p>
         </w:tc>
@@ -4345,7 +4345,7 @@
                 <w:sz w:val="20"/>
                 <w:szCs w:val="20"/>
               </w:rPr>
-              <w:t xml:space="preserve">Yazı sevdiğini söylüyorsun.</w:t>
+              <w:t xml:space="preserve">Mavi rengi sevdiğini söylüyorsun.</w:t>
             </w:r>
           </w:p>
         </w:tc>
@@ -4443,7 +4443,7 @@
                 <w:szCs w:val="28"/>
                 <w:rtl/>
               </w:rPr>
-              <w:t xml:space="preserve">أُحِبُّ فَصْلَ الصَّيْفِ.</w:t>
+              <w:t xml:space="preserve">أُحِبُّ اللَّوْنَ الْأَزْرَقَ.</w:t>
             </w:r>
           </w:p>
         </w:tc>
@@ -4515,7 +4515,7 @@
                 <w:sz w:val="20"/>
                 <w:szCs w:val="20"/>
               </w:rPr>
-              <w:t xml:space="preserve">Boğazının ağrıdığını söylüyorsun.</w:t>
+              <w:t xml:space="preserve">Şapkanın renginin sarı olduğunu söylüyorsun.</w:t>
             </w:r>
           </w:p>
         </w:tc>
@@ -4613,7 +4613,7 @@
                 <w:szCs w:val="28"/>
                 <w:rtl/>
               </w:rPr>
-              <w:t xml:space="preserve">اَلسَّمَاءُ غَائِمَةٌ.</w:t>
+              <w:t xml:space="preserve">اَلْجَوُّ مُمْطِرٌ.</w:t>
             </w:r>
           </w:p>
         </w:tc>
@@ -4765,7 +4765,7 @@
                 <w:szCs w:val="30"/>
                 <w:rtl/>
               </w:rPr>
-              <w:t xml:space="preserve">أَرْبَعَةُ   —   حَارٌّ   —   الْمَطَرُ   —   الثَّلْجُ   —   الرَّبِيعِ</w:t>
+              <w:t xml:space="preserve">مُشْمِسٌ   —   الْمِظَلَّةَ   —   الْمِعْطَفَ   —   خَضْرَاءَ   —   الْأَزْرَقَ</w:t>
             </w:r>
           </w:p>
         </w:tc>
@@ -4872,7 +4872,7 @@
                 <w:szCs w:val="28"/>
                 <w:rtl/>
               </w:rPr>
-              <w:t xml:space="preserve">فِي السَّنَةِ ……………………… فُصُولٍ.</w:t>
+              <w:t xml:space="preserve">اَلْيَوْمَ الْجَوُّ ……………………… .</w:t>
             </w:r>
           </w:p>
         </w:tc>
@@ -4944,7 +4944,7 @@
                 <w:szCs w:val="28"/>
                 <w:rtl/>
               </w:rPr>
-              <w:t xml:space="preserve">اَلْجَوُّ فِي الصَّيْفِ ……………………… .</w:t>
+              <w:t xml:space="preserve">غَدًا يَأْخُذُ يُوسُفُ ……………………… .</w:t>
             </w:r>
           </w:p>
         </w:tc>
@@ -5016,7 +5016,7 @@
                 <w:szCs w:val="28"/>
                 <w:rtl/>
               </w:rPr>
-              <w:t xml:space="preserve">فِي الْخَرِيفِ يَنْزِلُ ……………………… .</w:t>
+              <w:t xml:space="preserve">فِي اللَّيْلِ يَلْبَسُ يُوسُفُ ……………………… .</w:t>
             </w:r>
           </w:p>
         </w:tc>
@@ -5088,7 +5088,7 @@
                 <w:szCs w:val="28"/>
                 <w:rtl/>
               </w:rPr>
-              <w:t xml:space="preserve">فِي الشِّتَاءِ يَنْزِلُ ……………………… عَلَى الْجِبَالِ.</w:t>
+              <w:t xml:space="preserve">تَلْبَسُ أُمُّهُ تَنُّورَةً ……………………… .</w:t>
             </w:r>
           </w:p>
         </w:tc>
@@ -5160,7 +5160,7 @@
                 <w:szCs w:val="28"/>
                 <w:rtl/>
               </w:rPr>
-              <w:t xml:space="preserve">يُحِبُّ الْكَاتِبُ فَصْلَ ……………………… .</w:t>
+              <w:t xml:space="preserve">يُحِبُّ يُوسُفُ اللَّوْنَ ……………………… .</w:t>
             </w:r>
           </w:p>
         </w:tc>
@@ -5206,7 +5206,7 @@
           <w:sz w:val="21"/>
           <w:szCs w:val="21"/>
         </w:rPr>
-        <w:t xml:space="preserve">Aşağıdaki hava durumu ifadelerinin Türkçe anlamlarını yazınız.</w:t>
+        <w:t xml:space="preserve">Aşağıdaki hava ve kıyafet ifadelerinin Türkçe anlamlarını yazınız.</w:t>
       </w:r>
       <w:r>
         <w:rPr>
@@ -5429,7 +5429,7 @@
                 <w:szCs w:val="30"/>
                 <w:rtl/>
               </w:rPr>
-              <w:t xml:space="preserve">اَلسَّمَاءُ صَافِيَةٌ</w:t>
+              <w:t xml:space="preserve">اَلْجَوُّ مُشْمِسٌ</w:t>
             </w:r>
           </w:p>
         </w:tc>
@@ -5525,7 +5525,7 @@
                 <w:szCs w:val="30"/>
                 <w:rtl/>
               </w:rPr>
-              <w:t xml:space="preserve">تَهُبُّ الرِّيَاحُ</w:t>
+              <w:t xml:space="preserve">اَلْجَوُّ مُثْلِجٌ</w:t>
             </w:r>
           </w:p>
         </w:tc>
@@ -5717,7 +5717,7 @@
                 <w:szCs w:val="30"/>
                 <w:rtl/>
               </w:rPr>
-              <w:t xml:space="preserve">دَرَجَةُ الْحَرَارَةِ</w:t>
+              <w:t xml:space="preserve">أَلْبَسُ الْمِعْطَفَ</w:t>
             </w:r>
           </w:p>
         </w:tc>
@@ -5813,7 +5813,7 @@
                 <w:szCs w:val="30"/>
                 <w:rtl/>
               </w:rPr>
-              <w:t xml:space="preserve">يَنْزِلُ الْمَطَرُ</w:t>
+              <w:t xml:space="preserve">آخُذُ الْمِظَلَّةَ</w:t>
             </w:r>
           </w:p>
         </w:tc>
@@ -6112,7 +6112,7 @@
                 <w:sz w:val="20"/>
                 <w:szCs w:val="20"/>
               </w:rPr>
-              <w:t xml:space="preserve">Yılda kaç mevsim vardır?</w:t>
+              <w:t xml:space="preserve">Yusuf kaçıncı sınıftadır?</w:t>
             </w:r>
           </w:p>
         </w:tc>
@@ -6208,7 +6208,7 @@
                 <w:sz w:val="20"/>
                 <w:szCs w:val="20"/>
               </w:rPr>
-              <w:t xml:space="preserve">İlkbaharda hava nasıldır?</w:t>
+              <w:t xml:space="preserve">Bugün hava nasıl?</w:t>
             </w:r>
           </w:p>
         </w:tc>
@@ -6304,7 +6304,7 @@
                 <w:sz w:val="20"/>
                 <w:szCs w:val="20"/>
               </w:rPr>
-              <w:t xml:space="preserve">Yazın nereye giderler?</w:t>
+              <w:t xml:space="preserve">Yarın ne alacak?</w:t>
             </w:r>
           </w:p>
         </w:tc>
@@ -6400,7 +6400,7 @@
                 <w:sz w:val="20"/>
                 <w:szCs w:val="20"/>
               </w:rPr>
-              <w:t xml:space="preserve">Kışın dağlara ne yağar?</w:t>
+              <w:t xml:space="preserve">Gece ne giyer?</w:t>
             </w:r>
           </w:p>
         </w:tc>
@@ -6496,7 +6496,7 @@
                 <w:sz w:val="20"/>
                 <w:szCs w:val="20"/>
               </w:rPr>
-              <w:t xml:space="preserve">Yazar ilkbaharı niçin sever?</w:t>
+              <w:t xml:space="preserve">Hangi rengi sever?</w:t>
             </w:r>
           </w:p>
         </w:tc>
@@ -6572,7 +6572,7 @@
           <w:sz w:val="21"/>
           <w:szCs w:val="21"/>
         </w:rPr>
-        <w:t xml:space="preserve">Yaşadığınız şehirde mevsimlerin nasıl geçtiğini anlatan kısa bir metin yazınız. Sevdiğiniz mevsimi sebebiyle birlikte belirtiniz.</w:t>
+        <w:t xml:space="preserve">Bu hafta havanın nasıl olduğunu ve her gün ne giydiğinizi anlatan kısa bir metin yazınız. Kıyafetlerinizin renklerinden de söz ediniz.</w:t>
       </w:r>
       <w:r>
         <w:rPr>
@@ -6678,7 +6678,7 @@
                 <w:szCs w:val="30"/>
                 <w:rtl/>
               </w:rPr>
-              <w:t xml:space="preserve">فُصُولٌ   —   اَلْجَوُّ   —   حَارٌّ   —   بَارِدٌ   —   اَلْمَطَرُ   —   اَلثَّلْجُ   —   أُحِبُّ   —   لِأَنَّ</w:t>
+              <w:t xml:space="preserve">اَلْجَوُّ   —   مُشْمِسٌ   —   مُمْطِرٌ   —   بَارِدٌ   —   أَلْبَسُ   —   الْمِعْطَفَ   —   لَوْنُ</w:t>
             </w:r>
           </w:p>
         </w:tc>
@@ -6958,7 +6958,7 @@
           <w:sz w:val="18"/>
           <w:szCs w:val="18"/>
         </w:rPr>
-        <w:t xml:space="preserve">6. Sınıf · 2. Dönem 2. Yazılı · Beceri temelli · 3-4. Üniteler</w:t>
+        <w:t xml:space="preserve">6. Sınıf · 2. Dönem 2. Yazılı · Beceri temelli · 4. Ünite (BU HAFTA HAVA NASIL?)</w:t>
       </w:r>
     </w:p>
     <w:p>
@@ -7206,7 +7206,7 @@
                 <w:sz w:val="19"/>
                 <w:szCs w:val="19"/>
               </w:rPr>
-              <w:t xml:space="preserve">d) Örnek: أُحِبُّ فَصْلَ الصَّيْفِ لِأَنَّ الْجَوَّ جَمِيلٌ. (3 puan)</w:t>
+              <w:t xml:space="preserve">d) Örnek: أُحِبُّ اللَّوْنَ الْأَخْضَرَ. (3 puan)</w:t>
             </w:r>
           </w:p>
         </w:tc>
@@ -7318,7 +7318,7 @@
                 <w:sz w:val="19"/>
                 <w:szCs w:val="19"/>
               </w:rPr>
-              <w:t xml:space="preserve">أَنَا يُوسُفُ. اَلْجَوُّ الْيَوْمَ بَارِدٌ جِدًّا. اَلسَّمَاءُ غَائِمَةٌ وَيَنْزِلُ الْمَطَرُ. لَبِسْتُ مِعْطَفِي وَذَهَبْتُ إِلَى الْمَدْرَسَةِ. أَنَا أُحِبُّ فَصْلَ الشِّتَاءِ لِأَنَّ الثَّلْجَ جَمِيلٌ.</w:t>
+              <w:t xml:space="preserve">أَنَا سَارَةُ. الْيَوْمَ الْجَوُّ بَارِدٌ وَمُمْطِرٌ. أَلْبَسُ الْمِعْطَفَ وَآخُذُ الْمِظَلَّةَ. لَا أَلْبَسُ الْقَمِيصَ الْيَوْمَ. لَوْنُ مِعْطَفِي أَحْمَرُ.</w:t>
             </w:r>
           </w:p>
           <w:p>
@@ -7618,7 +7618,7 @@
                 <w:szCs w:val="27"/>
                 <w:rtl/>
               </w:rPr>
-              <w:t xml:space="preserve">أَرْبَعَةُ ، حَارٌّ ، الْمَطَرُ ، الثَّلْجُ ، الرَّبِيعِ</w:t>
+              <w:t xml:space="preserve">مُشْمِسٌ ، الْمِظَلَّةَ ، الْمِعْطَفَ ، خَضْرَاءَ ، الْأَزْرَقَ</w:t>
             </w:r>
           </w:p>
         </w:tc>
@@ -7712,7 +7712,7 @@
                 <w:sz w:val="19"/>
                 <w:szCs w:val="19"/>
               </w:rPr>
-              <w:t xml:space="preserve">Gökyüzü açıktır · Rüzgârlar eser · Hava ılıktır · Hava sıcaklığı (derecesi) · Yağmur yağar</w:t>
+              <w:t xml:space="preserve">Hava güneşlidir · Hava karlıdır · Hava ılıktır · Paltoyu giyerim · Şemsiyeyi alırım</w:t>
             </w:r>
           </w:p>
         </w:tc>
@@ -7806,7 +7806,7 @@
                 <w:szCs w:val="27"/>
                 <w:rtl/>
               </w:rPr>
-              <w:t xml:space="preserve">فِي السَّنَةِ أَرْبَعَةُ فُصُولٍ. · اَلْجَوُّ فِي الرَّبِيعِ مُعْتَدِلٌ وَجَمِيلٌ.</w:t>
+              <w:t xml:space="preserve">هُوَ فِي الصَّفِّ السَّادِسِ. · اَلْجَوُّ الْيَوْمَ مُشْمِسٌ.</w:t>
             </w:r>
           </w:p>
           <w:p>
@@ -7824,7 +7824,7 @@
                 <w:szCs w:val="27"/>
                 <w:rtl/>
               </w:rPr>
-              <w:t xml:space="preserve">يَذْهَبُونَ إِلَى الْبَحْرِ. · يَنْزِلُ الثَّلْجُ عَلَى الْجِبَالِ.</w:t>
+              <w:t xml:space="preserve">يَأْخُذُ الْمِظَلَّةَ الزَّرْقَاءَ. · يَلْبَسُ الْمِعْطَفَ الْأَحْمَرَ.</w:t>
             </w:r>
           </w:p>
           <w:p>
@@ -7842,7 +7842,7 @@
                 <w:szCs w:val="27"/>
                 <w:rtl/>
               </w:rPr>
-              <w:t xml:space="preserve">لِأَنَّ الْجَوَّ فِيهِ مُعْتَدِلٌ وَلَا يَمْرَضُ فِيهِ.</w:t>
+              <w:t xml:space="preserve">يُحِبُّ اللَّوْنَ الْأَزْرَقَ.</w:t>
             </w:r>
           </w:p>
         </w:tc>
@@ -8154,7 +8154,7 @@
                 <w:sz w:val="19"/>
                 <w:szCs w:val="19"/>
               </w:rPr>
-              <w:t xml:space="preserve">Mevsimleri ve sevdiği mevsimi anlatan en az altı satırlık bir metin yazar.</w:t>
+              <w:t xml:space="preserve">Hava durumunu ve havaya uygun kıyafetini anlatan en az altı satırlık bir metin yazar.</w:t>
             </w:r>
           </w:p>
         </w:tc>
@@ -8247,7 +8247,7 @@
                 <w:sz w:val="19"/>
                 <w:szCs w:val="19"/>
               </w:rPr>
-              <w:t xml:space="preserve">Hava, mevsim ve sağlık sözcüklerini bağlama uygun kullanır.</w:t>
+              <w:t xml:space="preserve">Hava, kıyafet ve renk sözcüklerini bağlama uygun kullanır.</w:t>
             </w:r>
           </w:p>
         </w:tc>
@@ -8340,7 +8340,7 @@
                 <w:sz w:val="19"/>
                 <w:szCs w:val="19"/>
               </w:rPr>
-              <w:t xml:space="preserve">İsim cümlesini, sıfat uyumunu ve sebep bildiren yapıyı doğru kurar.</w:t>
+              <w:t xml:space="preserve">İsim cümlesini, isim-renk uyumunu ve sebep bildiren yapıyı doğru kurar.</w:t>
             </w:r>
           </w:p>
         </w:tc>
@@ -9187,7 +9187,7 @@
                 <w:sz w:val="17"/>
                 <w:szCs w:val="17"/>
               </w:rPr>
-              <w:t xml:space="preserve">ARP.6.3.5.2 — Sağlık ve hava durumu modellerini durumla eşleştirir.</w:t>
+              <w:t xml:space="preserve">ARP.6.4.5.2 — Hava ve kıyafet modellerini durumla eşleştirir.</w:t>
             </w:r>
           </w:p>
         </w:tc>
@@ -9437,7 +9437,7 @@
                 <w:sz w:val="17"/>
                 <w:szCs w:val="17"/>
               </w:rPr>
-              <w:t xml:space="preserve">ARP.6.4.4.1 — Hava durumuyla ilgili hedef sözcükleri anlamlandırır.</w:t>
+              <w:t xml:space="preserve">ARP.6.4.4.1 — Hava, kıyafet ve renk sözcüklerini anlamlandırır.</w:t>
             </w:r>
           </w:p>
         </w:tc>
@@ -9687,7 +9687,7 @@
                 <w:sz w:val="17"/>
                 <w:szCs w:val="17"/>
               </w:rPr>
-              <w:t xml:space="preserve">ARP.6.4.6.3 — Mevsimlerle ilgili yazısında içerik oluşturur.</w:t>
+              <w:t xml:space="preserve">ARP.6.4.6.3 — Hava ve kıyafetiyle ilgili yazısında içerik oluşturur.</w:t>
             </w:r>
           </w:p>
         </w:tc>
